--- a/Regolamento Ufficiale.docx
+++ b/Regolamento Ufficiale.docx
@@ -610,12 +610,12 @@
             <wp:extent cx="1987200" cy="2778467"/>
             <wp:effectExtent b="0" l="0" r="0" t="0"/>
             <wp:wrapTopAndBottom distB="114300" distT="114300"/>
-            <wp:docPr id="2" name="image1.png"/>
+            <wp:docPr id="2" name="image3.png"/>
             <a:graphic>
               <a:graphicData uri="http://schemas.openxmlformats.org/drawingml/2006/picture">
                 <pic:pic>
                   <pic:nvPicPr>
-                    <pic:cNvPr id="0" name="image1.png"/>
+                    <pic:cNvPr id="0" name="image3.png"/>
                     <pic:cNvPicPr preferRelativeResize="0"/>
                   </pic:nvPicPr>
                   <pic:blipFill>
@@ -728,12 +728,12 @@
             <wp:extent cx="1987200" cy="2782080"/>
             <wp:effectExtent b="0" l="0" r="0" t="0"/>
             <wp:wrapTopAndBottom distB="114300" distT="114300"/>
-            <wp:docPr id="3" name="image3.png"/>
+            <wp:docPr id="3" name="image1.png"/>
             <a:graphic>
               <a:graphicData uri="http://schemas.openxmlformats.org/drawingml/2006/picture">
                 <pic:pic>
                   <pic:nvPicPr>
-                    <pic:cNvPr id="0" name="image3.png"/>
+                    <pic:cNvPr id="0" name="image1.png"/>
                     <pic:cNvPicPr preferRelativeResize="0"/>
                   </pic:nvPicPr>
                   <pic:blipFill>
@@ -1252,7 +1252,7 @@
           <w:iCs w:val="1"/>
           <w:rtl w:val="0"/>
         </w:rPr>
-        <w:t xml:space="preserve">Aggiungere un Muro</w:t>
+        <w:t xml:space="preserve">Aggiungere fino a 3 Muri</w:t>
       </w:r>
       <w:r>
         <w:rPr>
@@ -1321,7 +1321,7 @@
           <w:iCs w:val="1"/>
           <w:rtl w:val="0"/>
         </w:rPr>
-        <w:t xml:space="preserve">Aggiungere un Muro</w:t>
+        <w:t xml:space="preserve">Aggiungere fino a 3 Muri</w:t>
       </w:r>
       <w:r>
         <w:rPr>
@@ -2062,7 +2062,7 @@
           <w:iCs w:val="1"/>
           <w:rtl w:val="0"/>
         </w:rPr>
-        <w:t xml:space="preserve">Aggiungere un Muro</w:t>
+        <w:t xml:space="preserve">Aggiungere fino a 3 Muri</w:t>
       </w:r>
       <w:r>
         <w:rPr>
@@ -2499,14 +2499,14 @@
           <w:iCs w:val="1"/>
           <w:rtl w:val="0"/>
         </w:rPr>
-        <w:t xml:space="preserve">Aggiungere un Muro</w:t>
-      </w:r>
-      <w:r>
-        <w:rPr>
-          <w:rFonts w:ascii="Lora" w:cs="Lora" w:eastAsia="Lora" w:hAnsi="Lora"/>
-          <w:rtl w:val="0"/>
-        </w:rPr>
-        <w:t xml:space="preserve">.</w:t>
+        <w:t xml:space="preserve">Aggiungere fino a 3 Muri</w:t>
+      </w:r>
+      <w:r>
+        <w:rPr>
+          <w:rFonts w:ascii="Lora" w:cs="Lora" w:eastAsia="Lora" w:hAnsi="Lora"/>
+          <w:rtl w:val="0"/>
+        </w:rPr>
+        <w:t xml:space="preserve">. Tale Azione permette aggiungere le carte ai Bastioni in qualsiasi combinazione.</w:t>
       </w:r>
     </w:p>
     <w:p>

--- a/Regolamento Ufficiale.docx
+++ b/Regolamento Ufficiale.docx
@@ -1412,7 +1412,7 @@
           <w:rFonts w:ascii="Lora" w:cs="Lora" w:eastAsia="Lora" w:hAnsi="Lora"/>
           <w:rtl w:val="0"/>
         </w:rPr>
-        <w:t xml:space="preserve">Il giocatore pesca fino ad avere 5 carte in mano, salvo diversa indicazione di una carta in gioco. Se il giocatore aveva già più di 5 carte in mano, non ne deve scartare.</w:t>
+        <w:t xml:space="preserve">Il giocatore pesca fino ad avere 6 carte in mano, salvo diversa indicazione di una carta in gioco. Se il giocatore aveva già più di 6 carte in mano, non ne deve scartare.</w:t>
       </w:r>
     </w:p>
     <w:p>
